--- a/downloads/teacher/04 Units/Unit 01 - Nutrition and Wellness - Kitchen Skills and Smart Eating/Assessment 01.3 - Label Reading Quiz.docx
+++ b/downloads/teacher/04 Units/Unit 01 - Nutrition and Wellness - Kitchen Skills and Smart Eating/Assessment 01.3 - Label Reading Quiz.docx
@@ -2185,23 +2185,41 @@
       <w:r>
         <w:t xml:space="preserve">Which cereal is the better choice for breakfast, Label A or Label B? Write three sentences.</w:t>
       </w:r>
-      <w:r>
-        <w:t xml:space="preserve"> </w:t>
-      </w:r>
-      <w:r>
-        <w:t xml:space="preserve">- Sentence 1: your choice.</w:t>
-      </w:r>
-      <w:r>
-        <w:t xml:space="preserve"> </w:t>
-      </w:r>
-      <w:r>
-        <w:t xml:space="preserve">- Sentence 2: two numbers from the labels that support it (name the nutrient and the amount for each cereal).</w:t>
-      </w:r>
-      <w:r>
-        <w:t xml:space="preserve"> </w:t>
-      </w:r>
-      <w:r>
-        <w:t xml:space="preserve">- Sentence 3: the front of Label A says</w:t>
+    </w:p>
+    <w:p>
+      <w:pPr>
+        <w:numPr>
+          <w:ilvl w:val="0"/>
+          <w:numId w:val="1002"/>
+        </w:numPr>
+        <w:pStyle w:val="Compact"/>
+      </w:pPr>
+      <w:r>
+        <w:t xml:space="preserve">Sentence 1: your choice.</w:t>
+      </w:r>
+    </w:p>
+    <w:p>
+      <w:pPr>
+        <w:numPr>
+          <w:ilvl w:val="0"/>
+          <w:numId w:val="1002"/>
+        </w:numPr>
+        <w:pStyle w:val="Compact"/>
+      </w:pPr>
+      <w:r>
+        <w:t xml:space="preserve">Sentence 2: two numbers from the labels that support it (name the nutrient and the amount for each cereal).</w:t>
+      </w:r>
+    </w:p>
+    <w:p>
+      <w:pPr>
+        <w:numPr>
+          <w:ilvl w:val="0"/>
+          <w:numId w:val="1002"/>
+        </w:numPr>
+        <w:pStyle w:val="Compact"/>
+      </w:pPr>
+      <w:r>
+        <w:t xml:space="preserve">Sentence 3: the front of Label A says</w:t>
       </w:r>
       <w:r>
         <w:t xml:space="preserve"> </w:t>
@@ -2955,28 +2973,46 @@
         </w:rPr>
         <w:t xml:space="preserve">Scoring notes</w:t>
       </w:r>
-      <w:r>
-        <w:t xml:space="preserve"> </w:t>
-      </w:r>
-      <w:r>
-        <w:t xml:space="preserve">- 24 to 30: got it. 18 to 23: review the items missed and offer the retake. Under 18: retake after a one-on-one review with the Spot the Trick handout.</w:t>
-      </w:r>
-      <w:r>
-        <w:t xml:space="preserve"> </w:t>
-      </w:r>
-      <w:r>
-        <w:t xml:space="preserve">- Item 12 is the one to read carefully. A student who picks B with no numbers has the opinion, not the skill; that is a 1 of 6.</w:t>
-      </w:r>
-      <w:r>
-        <w:t xml:space="preserve"> </w:t>
-      </w:r>
-      <w:r>
-        <w:t xml:space="preserve">- Items 8, 9, and 10 are the percent daily value and multiplication skills that the $40 project math check (Lesson 1.19) builds on. Note who missed them.</w:t>
-      </w:r>
-    </w:p>
-    <w:p>
-      <w:pPr>
-        <w:pStyle w:val="BodyText"/>
+    </w:p>
+    <w:p>
+      <w:pPr>
+        <w:numPr>
+          <w:ilvl w:val="0"/>
+          <w:numId w:val="1003"/>
+        </w:numPr>
+        <w:pStyle w:val="Compact"/>
+      </w:pPr>
+      <w:r>
+        <w:t xml:space="preserve">24 to 30: got it. 18 to 23: review the items missed and offer the retake. Under 18: retake after a one-on-one review with the Spot the Trick handout.</w:t>
+      </w:r>
+    </w:p>
+    <w:p>
+      <w:pPr>
+        <w:numPr>
+          <w:ilvl w:val="0"/>
+          <w:numId w:val="1003"/>
+        </w:numPr>
+        <w:pStyle w:val="Compact"/>
+      </w:pPr>
+      <w:r>
+        <w:t xml:space="preserve">Item 12 is the one to read carefully. A student who picks B with no numbers has the opinion, not the skill; that is a 1 of 6.</w:t>
+      </w:r>
+    </w:p>
+    <w:p>
+      <w:pPr>
+        <w:numPr>
+          <w:ilvl w:val="0"/>
+          <w:numId w:val="1003"/>
+        </w:numPr>
+        <w:pStyle w:val="Compact"/>
+      </w:pPr>
+      <w:r>
+        <w:t xml:space="preserve">Items 8, 9, and 10 are the percent daily value and multiplication skills that the $40 project math check (Lesson 1.19) builds on. Note who missed them.</w:t>
+      </w:r>
+    </w:p>
+    <w:p>
+      <w:pPr>
+        <w:pStyle w:val="FirstParagraph"/>
       </w:pPr>
       <w:r>
         <w:rPr>
@@ -2984,11 +3020,17 @@
         </w:rPr>
         <w:t xml:space="preserve">ELL and IEP versions</w:t>
       </w:r>
-      <w:r>
-        <w:t xml:space="preserve"> </w:t>
-      </w:r>
-      <w:r>
-        <w:t xml:space="preserve">- ELL: the two labels stay the same; items 1 and 2 include the word bank from</w:t>
+    </w:p>
+    <w:p>
+      <w:pPr>
+        <w:numPr>
+          <w:ilvl w:val="0"/>
+          <w:numId w:val="1004"/>
+        </w:numPr>
+        <w:pStyle w:val="Compact"/>
+      </w:pPr>
+      <w:r>
+        <w:t xml:space="preserve">ELL: the two labels stay the same; items 1 and 2 include the word bank from</w:t>
       </w:r>
       <w:r>
         <w:t xml:space="preserve"> </w:t>
@@ -3028,46 +3070,64 @@
       <w:r>
         <w:t xml:space="preserve">is better because ___ has ___ and ___ has ___."</w:t>
       </w:r>
+    </w:p>
+    <w:p>
+      <w:pPr>
+        <w:numPr>
+          <w:ilvl w:val="0"/>
+          <w:numId w:val="1004"/>
+        </w:numPr>
+        <w:pStyle w:val="Compact"/>
+      </w:pPr>
+      <w:r>
+        <w:t xml:space="preserve">IEP and 504: extended time; the quiz may be read aloud; items 11 and 12 may be answered orally and recorded by the teacher; a calculator is already allowed for everyone.</w:t>
+      </w:r>
+    </w:p>
+    <w:p>
+      <w:pPr>
+        <w:numPr>
+          <w:ilvl w:val="0"/>
+          <w:numId w:val="1004"/>
+        </w:numPr>
+        <w:pStyle w:val="Compact"/>
+      </w:pPr>
+      <w:r>
+        <w:t xml:space="preserve">Grade 6 support: give items 1 through 10 and item 12 without sentence 3 (24 points; scale to 30).</w:t>
+      </w:r>
+    </w:p>
+    <w:p>
+      <w:pPr>
+        <w:numPr>
+          <w:ilvl w:val="0"/>
+          <w:numId w:val="1004"/>
+        </w:numPr>
+        <w:pStyle w:val="Compact"/>
+      </w:pPr>
+      <w:r>
+        <w:t xml:space="preserve">Grade 8 stretch: add one item:</w:t>
+      </w:r>
       <w:r>
         <w:t xml:space="preserve"> </w:t>
       </w:r>
       <w:r>
-        <w:t xml:space="preserve">- IEP and 504: extended time; the quiz may be read aloud; items 11 and 12 may be answered orally and recorded by the teacher; a calculator is already allowed for everyone.</w:t>
+        <w:t xml:space="preserve">“</w:t>
+      </w:r>
+      <w:r>
+        <w:t xml:space="preserve">Label B’s fiber is 4 g. The daily value for fiber is 28 g. Compute the percent daily value and check it against the label.</w:t>
+      </w:r>
+      <w:r>
+        <w:t xml:space="preserve">”</w:t>
       </w:r>
       <w:r>
         <w:t xml:space="preserve"> </w:t>
       </w:r>
       <w:r>
-        <w:t xml:space="preserve">- Grade 6 support: give items 1 through 10 and item 12 without sentence 3 (24 points; scale to 30).</w:t>
-      </w:r>
-      <w:r>
-        <w:t xml:space="preserve"> </w:t>
-      </w:r>
-      <w:r>
-        <w:t xml:space="preserve">- Grade 8 stretch: add one item:</w:t>
-      </w:r>
-      <w:r>
-        <w:t xml:space="preserve"> </w:t>
-      </w:r>
-      <w:r>
-        <w:t xml:space="preserve">“</w:t>
-      </w:r>
-      <w:r>
-        <w:t xml:space="preserve">Label B’s fiber is 4 g. The daily value for fiber is 28 g. Compute the percent daily value and check it against the label.</w:t>
-      </w:r>
-      <w:r>
-        <w:t xml:space="preserve">”</w:t>
-      </w:r>
-      <w:r>
-        <w:t xml:space="preserve"> </w:t>
-      </w:r>
-      <w:r>
         <w:t xml:space="preserve">(4 divided by 28 = 0.143, about 14%; the label says 14%.) Bonus 2 points.</w:t>
       </w:r>
     </w:p>
     <w:p>
       <w:pPr>
-        <w:pStyle w:val="BodyText"/>
+        <w:pStyle w:val="FirstParagraph"/>
       </w:pPr>
       <w:r>
         <w:rPr>
@@ -3075,17 +3135,29 @@
         </w:rPr>
         <w:t xml:space="preserve">Sources</w:t>
       </w:r>
-      <w:r>
-        <w:t xml:space="preserve"> </w:t>
-      </w:r>
-      <w:r>
-        <w:t xml:space="preserve">- Label numbers are typical of store brand oat cereals and were written for this quiz; they are not from a specific product. The daily values used for the percents are the FDA’s 2020 label values (added sugars 50 g, fiber 28 g, sodium 2,300 mg, iron 18 mg, calcium 1,300 mg, vitamin D 20 mcg, potassium 4,700 mg).</w:t>
-      </w:r>
-      <w:r>
-        <w:t xml:space="preserve"> </w:t>
-      </w:r>
-      <w:r>
-        <w:t xml:space="preserve">- Standards: NYS N&amp;W module lines 2. a) and 2. c); CTE HSW 1. b); CTE FCL 4. e) and f); CTE PSI 4. b) b.; CDOS 3a Basic Skills; National FCS 3.0 competencies 14.2.1, 14.2.4, 14.3.1, 3.5.6. All quoted in the Lesson 1.9 to 1.13 files.</w:t>
+    </w:p>
+    <w:p>
+      <w:pPr>
+        <w:numPr>
+          <w:ilvl w:val="0"/>
+          <w:numId w:val="1005"/>
+        </w:numPr>
+        <w:pStyle w:val="Compact"/>
+      </w:pPr>
+      <w:r>
+        <w:t xml:space="preserve">Label numbers are typical of store brand oat cereals and were written for this quiz; they are not from a specific product. The daily values used for the percents are the FDA’s 2020 label values (added sugars 50 g, fiber 28 g, sodium 2,300 mg, iron 18 mg, calcium 1,300 mg, vitamin D 20 mcg, potassium 4,700 mg).</w:t>
+      </w:r>
+    </w:p>
+    <w:p>
+      <w:pPr>
+        <w:numPr>
+          <w:ilvl w:val="0"/>
+          <w:numId w:val="1005"/>
+        </w:numPr>
+        <w:pStyle w:val="Compact"/>
+      </w:pPr>
+      <w:r>
+        <w:t xml:space="preserve">Standards: NYS N&amp;W module lines 2. a) and 2. c); CTE HSW 1. b); CTE FCL 4. e) and f); CTE PSI 4. b) b.; CDOS 3a Basic Skills; National FCS 3.0 competencies 14.2.1, 14.2.4, 14.3.1, 3.5.6. All quoted in the Lesson 1.9 to 1.13 files.</w:t>
       </w:r>
     </w:p>
     <w:sectPr>
@@ -3377,6 +3449,18 @@
     <w:abstractNumId w:val="990"/>
   </w:num>
   <w:num w:numId="1001">
+    <w:abstractNumId w:val="991"/>
+  </w:num>
+  <w:num w:numId="1002">
+    <w:abstractNumId w:val="991"/>
+  </w:num>
+  <w:num w:numId="1003">
+    <w:abstractNumId w:val="991"/>
+  </w:num>
+  <w:num w:numId="1004">
+    <w:abstractNumId w:val="991"/>
+  </w:num>
+  <w:num w:numId="1005">
     <w:abstractNumId w:val="991"/>
   </w:num>
 </w:numbering>

--- a/downloads/teacher/04 Units/Unit 01 - Nutrition and Wellness - Kitchen Skills and Smart Eating/Assessment 01.3 - Label Reading Quiz.docx
+++ b/downloads/teacher/04 Units/Unit 01 - Nutrition and Wellness - Kitchen Skills and Smart Eating/Assessment 01.3 - Label Reading Quiz.docx
@@ -57,15 +57,6 @@
       </w:r>
       <w:r>
         <w:t xml:space="preserve">The first 15 minutes of the class period after Lab 2 (the opening of Lesson 1.14). The seven topic days are all lesson days, so the quiz opens the next period.</w:t>
-      </w:r>
-      <w:r>
-        <w:t xml:space="preserve"> </w:t>
-      </w:r>
-      <w:r>
-        <w:rPr>
-          <w:rStyle w:val="TeacherNote"/>
-        </w:rPr>
-        <w:t xml:space="preserve">[Sal: if the schedule gives you a spare period, give it there instead.]</w:t>
       </w:r>
       <w:r>
         <w:t xml:space="preserve"> </w:t>
@@ -2935,7 +2926,7 @@
               <w:jc w:val="left"/>
             </w:pPr>
             <w:r>
-              <w:t xml:space="preserve">Better choice: Label B (accept Label A only if the student argues it with two correct numbers, for example iron and calcium are equal so the tiebreak is taste; this is rare and should be a 4 at most). Sentence 2, any two correct pairs: added sugars 12 g versus 2 g; fiber 2 g versus 4 g; sodium 210 mg versus 190 mg; protein 3 g versus 5 g; calories 160 versus 140. Sentence 3: the claim is misleading because honey is the fourth sweetener on the list, after sugar and corn syrup, and the label shows 12 g of added sugars (24% DV), so most of the sweetness is not honey.</w:t>
+              <w:t xml:space="preserve">Better choice: Label B (accept Label A only if the student argues it with two correct numbers, for example iron and calcium are equal so the tiebreak is taste; this is rare and should be a 4 at most). Sentence 2, any two correct pairs: added sugars 12 g versus 2 g; fiber 2 g versus 4 g; sodium 210 mg versus 190 mg; protein 3 g versus 5 g; calories 160 versus 140. Sentence 3: the claim is misleading because honey is the third sweetener on the list, after sugar and corn syrup, and the label shows 12 g of added sugars (24% DV), so most of the sweetness is not honey.</w:t>
             </w:r>
           </w:p>
         </w:tc>
@@ -3092,7 +3083,7 @@
         <w:pStyle w:val="Compact"/>
       </w:pPr>
       <w:r>
-        <w:t xml:space="preserve">Grade 6 support: give items 1 through 10 and item 12 without sentence 3 (24 points; scale to 30).</w:t>
+        <w:t xml:space="preserve">Grade 6 support: give items 1 through 10 and item 12 without sentence 3 (25 points; scale to 30).</w:t>
       </w:r>
     </w:p>
     <w:p>
